--- a/doctorado/04-docx/CV-Academico-2-3-paginas-ES.docx
+++ b/doctorado/04-docx/CV-Academico-2-3-paginas-ES.docx
@@ -428,7 +428,7 @@
           <w:color w:val="1C1E2E"/>
           <w:sz w:val="22"/>
         </w:rPr>
-        <w:t xml:space="preserve"> Lingüística aplicada a la enseñanza de lenguas mediada por tecnología: </w:t>
+        <w:t xml:space="preserve"> Lingüística aplicada a la enseñanza y </w:t>
       </w:r>
       <w:r>
         <w:rPr>
@@ -438,7 +438,7 @@
           <w:color w:val="1C1E2E"/>
           <w:sz w:val="22"/>
         </w:rPr>
-        <w:t>diseño curricular anclado al MCER</w:t>
+        <w:t>evaluación</w:t>
       </w:r>
       <w:r>
         <w:rPr>
@@ -448,7 +448,7 @@
           <w:color w:val="1C1E2E"/>
           <w:sz w:val="22"/>
         </w:rPr>
-        <w:t xml:space="preserve">, aprendizaje móvil de lenguas (MALL), integración pedagógica de tutores basados en modelos de lenguaje y </w:t>
+        <w:t xml:space="preserve"> de lenguas mediada por tecnología. Marco propio </w:t>
       </w:r>
       <w:r>
         <w:rPr>
@@ -458,7 +458,7 @@
           <w:color w:val="1C1E2E"/>
           <w:sz w:val="22"/>
         </w:rPr>
-        <w:t>literacidad en IA</w:t>
+        <w:t>MLLDE</w:t>
       </w:r>
       <w:r>
         <w:rPr>
@@ -468,7 +468,107 @@
           <w:color w:val="1C1E2E"/>
           <w:sz w:val="22"/>
         </w:rPr>
-        <w:t xml:space="preserve"> como objetivo curricular, con medición interoperable del desempeño (xAPI/cmi5).</w:t>
+        <w:t xml:space="preserve"> (</w:t>
+      </w:r>
+      <w:r>
+        <w:rPr>
+          <w:rFonts w:ascii="Inter" w:hAnsi="Inter" w:cs="Inter"/>
+          <w:b w:val="0"/>
+          <w:i/>
+          <w:color w:val="1C1E2E"/>
+          <w:sz w:val="22"/>
+        </w:rPr>
+        <w:t>Multimodal Language Learning Design &amp; Evaluation</w:t>
+      </w:r>
+      <w:r>
+        <w:rPr>
+          <w:rFonts w:ascii="Inter" w:hAnsi="Inter" w:cs="Inter"/>
+          <w:b w:val="0"/>
+          <w:i w:val="0"/>
+          <w:color w:val="1C1E2E"/>
+          <w:sz w:val="22"/>
+        </w:rPr>
+        <w:t xml:space="preserve">), con dos pilares: </w:t>
+      </w:r>
+      <w:r>
+        <w:rPr>
+          <w:rFonts w:ascii="Inter" w:hAnsi="Inter" w:cs="Inter"/>
+          <w:b/>
+          <w:i w:val="0"/>
+          <w:color w:val="1C1E2E"/>
+          <w:sz w:val="22"/>
+        </w:rPr>
+        <w:t>diseño curricular móvil con la modalidad como variable declarada</w:t>
+      </w:r>
+      <w:r>
+        <w:rPr>
+          <w:rFonts w:ascii="Inter" w:hAnsi="Inter" w:cs="Inter"/>
+          <w:b w:val="0"/>
+          <w:i w:val="0"/>
+          <w:color w:val="1C1E2E"/>
+          <w:sz w:val="22"/>
+        </w:rPr>
+        <w:t xml:space="preserve"> (texto, audio, imagen, voz), y </w:t>
+      </w:r>
+      <w:r>
+        <w:rPr>
+          <w:rFonts w:ascii="Inter" w:hAnsi="Inter" w:cs="Inter"/>
+          <w:b/>
+          <w:i w:val="0"/>
+          <w:color w:val="1C1E2E"/>
+          <w:sz w:val="22"/>
+        </w:rPr>
+        <w:t>medición de la competencia oral</w:t>
+      </w:r>
+      <w:r>
+        <w:rPr>
+          <w:rFonts w:ascii="Inter" w:hAnsi="Inter" w:cs="Inter"/>
+          <w:b w:val="0"/>
+          <w:i w:val="0"/>
+          <w:color w:val="1C1E2E"/>
+          <w:sz w:val="22"/>
+        </w:rPr>
+        <w:t xml:space="preserve"> anclada al MCER bajo el principio </w:t>
+      </w:r>
+      <w:r>
+        <w:rPr>
+          <w:rFonts w:ascii="Inter" w:hAnsi="Inter" w:cs="Inter"/>
+          <w:b w:val="0"/>
+          <w:i/>
+          <w:color w:val="1C1E2E"/>
+          <w:sz w:val="22"/>
+        </w:rPr>
+        <w:t>Measure ≠ Decide</w:t>
+      </w:r>
+      <w:r>
+        <w:rPr>
+          <w:rFonts w:ascii="Inter" w:hAnsi="Inter" w:cs="Inter"/>
+          <w:b w:val="0"/>
+          <w:i w:val="0"/>
+          <w:color w:val="1C1E2E"/>
+          <w:sz w:val="22"/>
+        </w:rPr>
+        <w:t xml:space="preserve"> — el modelo observa, un motor determinista decide — con un modelo de pronunciación por </w:t>
+      </w:r>
+      <w:r>
+        <w:rPr>
+          <w:rFonts w:ascii="Inter" w:hAnsi="Inter" w:cs="Inter"/>
+          <w:b/>
+          <w:i w:val="0"/>
+          <w:color w:val="1C1E2E"/>
+          <w:sz w:val="22"/>
+        </w:rPr>
+        <w:t>tres tiers de evidencia</w:t>
+      </w:r>
+      <w:r>
+        <w:rPr>
+          <w:rFonts w:ascii="Inter" w:hAnsi="Inter" w:cs="Inter"/>
+          <w:b w:val="0"/>
+          <w:i w:val="0"/>
+          <w:color w:val="1C1E2E"/>
+          <w:sz w:val="22"/>
+        </w:rPr>
+        <w:t xml:space="preserve"> y trazabilidad en xAPI.</w:t>
       </w:r>
     </w:p>
     <w:p>
@@ -1059,7 +1159,29 @@
           <w:color w:val="1C1E2E"/>
           <w:sz w:val="22"/>
         </w:rPr>
-        <w:t>Beca del Ministerio</w:t>
+        <w:t>Beca general del Ministerio de Educación, Formación Profesional y Deportes — curso 2025/2026</w:t>
+      </w:r>
+    </w:p>
+    <w:p>
+      <w:r>
+        <w:rPr>
+          <w:rFonts w:ascii="Inter" w:hAnsi="Inter" w:cs="Inter"/>
+          <w:b w:val="0"/>
+          <w:i w:val="0"/>
+          <w:color w:val="1C1E2E"/>
+          <w:sz w:val="22"/>
+        </w:rPr>
+        <w:t xml:space="preserve">Concedida para el Máster en Lenguas y Tecnología (UPV), convocatoria general Orden EFD/335/25 de 3 de abril. Incluye </w:t>
+      </w:r>
+      <w:r>
+        <w:rPr>
+          <w:rFonts w:ascii="Inter" w:hAnsi="Inter" w:cs="Inter"/>
+          <w:b/>
+          <w:i w:val="0"/>
+          <w:color w:val="1C1E2E"/>
+          <w:sz w:val="22"/>
+        </w:rPr>
+        <w:t>beca de matrícula</w:t>
       </w:r>
       <w:r>
         <w:rPr>
@@ -1069,17 +1191,27 @@
           <w:color w:val="1C1E2E"/>
           <w:sz w:val="22"/>
         </w:rPr>
-        <w:t xml:space="preserve"> — beca general de estudios universitarios para el Máster en Lenguas y Tecnología, UPV. </w:t>
+        <w:t xml:space="preserve"> y un </w:t>
+      </w:r>
+      <w:r>
+        <w:rPr>
+          <w:rFonts w:ascii="Inter" w:hAnsi="Inter" w:cs="Inter"/>
+          <w:b/>
+          <w:i w:val="0"/>
+          <w:color w:val="1C1E2E"/>
+          <w:sz w:val="22"/>
+        </w:rPr>
+        <w:t>componente de excelencia académica correspondiente al tramo de nota media 9–9,49</w:t>
       </w:r>
       <w:r>
         <w:rPr>
           <w:rFonts w:ascii="Inter" w:hAnsi="Inter" w:cs="Inter"/>
           <w:b w:val="0"/>
-          <w:i/>
+          <w:i w:val="0"/>
           <w:color w:val="1C1E2E"/>
           <w:sz w:val="22"/>
         </w:rPr>
-        <w:t>[Completar denominación oficial y curso académico.]</w:t>
+        <w:t>: el Ministerio certifica así, en un acto independiente, que el expediente del máster se sitúa en ese tramo.</w:t>
       </w:r>
     </w:p>
     <w:p>

--- a/doctorado/04-docx/CV-Academico-2-3-paginas-ES.docx
+++ b/doctorado/04-docx/CV-Academico-2-3-paginas-ES.docx
@@ -310,11 +310,11 @@
               <w:rPr>
                 <w:rFonts w:ascii="Inter" w:hAnsi="Inter" w:cs="Inter"/>
                 <w:b w:val="0"/>
-                <w:i/>
+                <w:i w:val="0"/>
                 <w:color w:val="1C1E2E"/>
                 <w:sz w:val="19"/>
               </w:rPr>
-              <w:t>[crear antes de enviar — orcid.org, gratuito, 5 minutos]</w:t>
+              <w:t>https://orcid.org/0000-0002-8076-1189</w:t>
             </w:r>
           </w:p>
         </w:tc>
@@ -756,6 +756,53 @@
           <w:sz w:val="22"/>
         </w:rPr>
         <w:t xml:space="preserve"> Prof.ª Mª Luisa Carrió-Pastor, Departamento de Lingüística Aplicada, UPV.</w:t>
+      </w:r>
+    </w:p>
+    <w:p>
+      <w:pPr>
+        <w:pStyle w:val="ListBullet"/>
+        <w:spacing w:after="60"/>
+        <w:ind w:left="403"/>
+      </w:pPr>
+      <w:r>
+        <w:rPr>
+          <w:rFonts w:ascii="Inter" w:hAnsi="Inter" w:cs="Inter"/>
+          <w:b/>
+          <w:i w:val="0"/>
+          <w:color w:val="1C1E2E"/>
+          <w:sz w:val="22"/>
+        </w:rPr>
+        <w:t>Dirección de tesis doctoral:</w:t>
+      </w:r>
+      <w:r>
+        <w:rPr>
+          <w:rFonts w:ascii="Inter" w:hAnsi="Inter" w:cs="Inter"/>
+          <w:b w:val="0"/>
+          <w:i w:val="0"/>
+          <w:color w:val="1C1E2E"/>
+          <w:sz w:val="22"/>
+        </w:rPr>
+        <w:t xml:space="preserve"> Prof.ª Mª Luisa Carrió-Pastor (directora) y Prof. Ricardo Casañ-Pitarch (codirector) — Programa de Doctorado en </w:t>
+      </w:r>
+      <w:r>
+        <w:rPr>
+          <w:rFonts w:ascii="Inter" w:hAnsi="Inter" w:cs="Inter"/>
+          <w:b/>
+          <w:i w:val="0"/>
+          <w:color w:val="1C1E2E"/>
+          <w:sz w:val="22"/>
+        </w:rPr>
+        <w:t>Lenguas, Literaturas y Culturas, y sus Aplicaciones</w:t>
+      </w:r>
+      <w:r>
+        <w:rPr>
+          <w:rFonts w:ascii="Inter" w:hAnsi="Inter" w:cs="Inter"/>
+          <w:b w:val="0"/>
+          <w:i w:val="0"/>
+          <w:color w:val="1C1E2E"/>
+          <w:sz w:val="22"/>
+        </w:rPr>
+        <w:t>, UPV.</w:t>
       </w:r>
     </w:p>
     <w:p>
@@ -1390,7 +1437,7 @@
           <w:color w:val="5B5F77"/>
           <w:sz w:val="21"/>
         </w:rPr>
-        <w:t>(3), 51–56. Universidad Nacional Experimental de Guayana. ISSN 1690-6054. Indexada en CLASE (UNAM). https://hdl.handle.net/20.500.14330/CLA01000260594</w:t>
+        <w:t>(3), 51–56. Universidad Nacional Experimental de Guayana. ISSN 1690-6054. Indexada en CLASE (UNAM). https://hdl.handle.net/20.500.14330/CLA01000260594 · https://ru.dgb.unam.mx/items/94cebd9c-65de-4d95-b948-637ae2fcdd43/full</w:t>
       </w:r>
     </w:p>
     <w:p>
@@ -1422,7 +1469,27 @@
           <w:color w:val="1C1E2E"/>
           <w:sz w:val="22"/>
         </w:rPr>
-        <w:t xml:space="preserve"> 19-07-2004. Publicado con resumen bilingüe español/inglés.</w:t>
+        <w:t xml:space="preserve"> 19-07-2004. Publicado con resumen bilingüe español/inglés. </w:t>
+      </w:r>
+      <w:r>
+        <w:rPr>
+          <w:rFonts w:ascii="Inter" w:hAnsi="Inter" w:cs="Inter"/>
+          <w:b w:val="0"/>
+          <w:i/>
+          <w:color w:val="1C1E2E"/>
+          <w:sz w:val="22"/>
+        </w:rPr>
+        <w:t>Kaleidoscopio</w:t>
+      </w:r>
+      <w:r>
+        <w:rPr>
+          <w:rFonts w:ascii="Inter" w:hAnsi="Inter" w:cs="Inter"/>
+          <w:b w:val="0"/>
+          <w:i w:val="0"/>
+          <w:color w:val="1C1E2E"/>
+          <w:sz w:val="22"/>
+        </w:rPr>
+        <w:t xml:space="preserve"> dejó de publicarse en 2015; el registro indexado en CLASE (UNAM) es la evidencia permanente.</w:t>
       </w:r>
     </w:p>
     <w:p>

--- a/doctorado/04-docx/CV-Academico-2-3-paginas-ES.docx
+++ b/doctorado/04-docx/CV-Academico-2-3-paginas-ES.docx
@@ -1756,7 +1756,7 @@
           <w:color w:val="1C1E2E"/>
           <w:sz w:val="22"/>
         </w:rPr>
-        <w:t>Profesora de Inglés Científico y redactora de contenido científico</w:t>
+        <w:t>Profesora de inglés para fines específicos</w:t>
       </w:r>
       <w:r>
         <w:rPr>
@@ -1776,7 +1776,19 @@
           <w:color w:val="1C1E2E"/>
           <w:sz w:val="22"/>
         </w:rPr>
-        <w:t>2005 – 2015</w:t>
+        <w:t>2007 – 2010</w:t>
+      </w:r>
+    </w:p>
+    <w:p>
+      <w:r>
+        <w:rPr>
+          <w:rFonts w:ascii="Inter" w:hAnsi="Inter" w:cs="Inter"/>
+          <w:b/>
+          <w:i w:val="0"/>
+          <w:color w:val="1C1E2E"/>
+          <w:sz w:val="22"/>
+        </w:rPr>
+        <w:t>1.568 horas de docencia universitaria certificadas</w:t>
       </w:r>
       <w:r>
         <w:rPr>
@@ -1786,7 +1798,7 @@
           <w:color w:val="1C1E2E"/>
           <w:sz w:val="22"/>
         </w:rPr>
-        <w:t xml:space="preserve"> </w:t>
+        <w:t xml:space="preserve"> en 8 semestres consecutivos. Contratada, con posterior pase a cargo a tiempo completo. Inglés Instrumental, Inglés I y II, Inglés para Ciencias Administrativas e </w:t>
       </w:r>
       <w:r>
         <w:rPr>
@@ -1796,7 +1808,7 @@
           <w:color w:val="1C1E2E"/>
           <w:sz w:val="22"/>
         </w:rPr>
-        <w:t>1.568 horas de docencia universitaria acreditadas.</w:t>
+        <w:t>Inglés Técnico</w:t>
       </w:r>
       <w:r>
         <w:rPr>
@@ -1806,7 +1818,71 @@
           <w:color w:val="1C1E2E"/>
           <w:sz w:val="22"/>
         </w:rPr>
-        <w:t xml:space="preserve"> Docencia de inglés científico en titulaciones de ciencias; redacción y revisión de artículos en inglés para revistas revisadas por pares de alto impacto (odontología, biología marina).</w:t>
+        <w:t xml:space="preserve">, en tres departamentos y cinco titulaciones — entre ellas </w:t>
+      </w:r>
+      <w:r>
+        <w:rPr>
+          <w:rFonts w:ascii="Inter" w:hAnsi="Inter" w:cs="Inter"/>
+          <w:b/>
+          <w:i w:val="0"/>
+          <w:color w:val="1C1E2E"/>
+          <w:sz w:val="22"/>
+        </w:rPr>
+        <w:t>Biología Marina y Acuacultura</w:t>
+      </w:r>
+      <w:r>
+        <w:rPr>
+          <w:rFonts w:ascii="Inter" w:hAnsi="Inter" w:cs="Inter"/>
+          <w:b w:val="0"/>
+          <w:i w:val="0"/>
+          <w:color w:val="1C1E2E"/>
+          <w:sz w:val="22"/>
+        </w:rPr>
+        <w:t>. En el mismo periodo, redacción y revisión de artículos científicos en inglés (biología marina, odontología) para revistas de alto impacto.</w:t>
+      </w:r>
+    </w:p>
+    <w:p>
+      <w:r>
+        <w:rPr>
+          <w:rFonts w:ascii="Inter" w:hAnsi="Inter" w:cs="Inter"/>
+          <w:b/>
+          <w:i w:val="0"/>
+          <w:color w:val="1C1E2E"/>
+          <w:sz w:val="22"/>
+        </w:rPr>
+        <w:t>Docente III de Aula (Inglés)</w:t>
+      </w:r>
+      <w:r>
+        <w:rPr>
+          <w:rFonts w:ascii="Inter" w:hAnsi="Inter" w:cs="Inter"/>
+          <w:b w:val="0"/>
+          <w:i w:val="0"/>
+          <w:color w:val="1C1E2E"/>
+          <w:sz w:val="22"/>
+        </w:rPr>
+        <w:t xml:space="preserve"> — Ministerio del Poder Popular para la Educación, Venezuela · </w:t>
+      </w:r>
+      <w:r>
+        <w:rPr>
+          <w:rFonts w:ascii="Inter" w:hAnsi="Inter" w:cs="Inter"/>
+          <w:b/>
+          <w:i w:val="0"/>
+          <w:color w:val="1C1E2E"/>
+          <w:sz w:val="22"/>
+        </w:rPr>
+        <w:t>oct. 2006 – ene. 2019</w:t>
+      </w:r>
+    </w:p>
+    <w:p>
+      <w:r>
+        <w:rPr>
+          <w:rFonts w:ascii="Inter" w:hAnsi="Inter" w:cs="Inter"/>
+          <w:b w:val="0"/>
+          <w:i w:val="0"/>
+          <w:color w:val="1C1E2E"/>
+          <w:sz w:val="22"/>
+        </w:rPr>
+        <w:t>36 horas semanales de Inglés en la L.N. Santa Rosalía de Palermo, Zona Educativa de Nueva Esparta. Doce años y tres meses de servicio continuado, verificables ante el Ministerio y la seguridad social.</w:t>
       </w:r>
     </w:p>
     <w:p>
